--- a/courses/cdr-biochar/master.docx
+++ b/courses/cdr-biochar/master.docx
@@ -52,54 +52,50 @@
         <w:ind w:left="720"/>
       </w:pPr>
       <w:r>
+        <w:rPr>
+          <w:rFonts w:ascii="Calibri" w:hAnsi="Calibri" w:eastAsia="Calibri" w:cs="Calibri"/>
+          <w:sz w:val="24"/>
+          <w:szCs w:val="24"/>
+        </w:rPr>
         <w:t xml:space="preserve">1.1: Introduction to Climate Challenge &amp; Policy Interventions refers to </w:t>
       </w:r>
       <w:r>
         <w:rPr>
+          <w:rFonts w:ascii="Calibri" w:hAnsi="Calibri" w:eastAsia="Calibri" w:cs="Calibri"/>
           <w:b/>
           <w:bCs/>
           <w:i/>
           <w:iCs/>
-        </w:rPr>
-        <w:t xml:space="preserve">Module 1 of **GHG Accounting &amp; Sustainability </w:t>
-      </w:r>
-      <w:proofErr w:type="spellStart"/>
-      <w:r>
-        <w:rPr>
+          <w:sz w:val="24"/>
+          <w:szCs w:val="24"/>
+        </w:rPr>
+        <w:t xml:space="preserve">Module 1 of **GHG Accounting &amp; Sustainability Reporting_Storyboard** </w:t>
+      </w:r>
+    </w:p>
+    <w:p>
+      <w:pPr>
+        <w:spacing w:after="200" w:line="276" w:lineRule="auto"/>
+        <w:ind w:left="720"/>
+      </w:pPr>
+      <w:r>
+        <w:rPr>
+          <w:rFonts w:ascii="Calibri" w:hAnsi="Calibri" w:eastAsia="Calibri" w:cs="Calibri"/>
+          <w:sz w:val="24"/>
+          <w:szCs w:val="24"/>
+        </w:rPr>
+        <w:t xml:space="preserve">1.2: Circular Carbon Economy &amp; Voluntary Carbon Markets refers to </w:t>
+      </w:r>
+      <w:r>
+        <w:rPr>
+          <w:rFonts w:ascii="Calibri" w:hAnsi="Calibri" w:eastAsia="Calibri" w:cs="Calibri"/>
           <w:b/>
           <w:bCs/>
           <w:i/>
           <w:iCs/>
-        </w:rPr>
-        <w:t>Reporting_Storyboard</w:t>
-      </w:r>
-      <w:proofErr w:type="spellEnd"/>
-      <w:r>
-        <w:rPr>
-          <w:b/>
-          <w:bCs/>
-          <w:i/>
-          <w:iCs/>
-        </w:rPr>
-        <w:t>** – 1 hour</w:t>
-      </w:r>
-    </w:p>
-    <w:p>
-      <w:pPr>
-        <w:spacing w:after="200" w:line="276" w:lineRule="auto"/>
-        <w:ind w:left="720"/>
-      </w:pPr>
-      <w:r>
-        <w:t xml:space="preserve">1.2: Circular Carbon Economy &amp; Voluntary Carbon Markets refers to </w:t>
-      </w:r>
-      <w:r>
-        <w:rPr>
-          <w:b/>
-          <w:bCs/>
-          <w:i/>
-          <w:iCs/>
-        </w:rPr>
-        <w:t>**Circular Carbon Economy &amp; VCM - EGEC WG BRICS BC** document – 1 hour</w:t>
+          <w:sz w:val="24"/>
+          <w:szCs w:val="24"/>
+        </w:rPr>
+        <w:t xml:space="preserve">**Circular Carbon Economy &amp; VCM - EGEC WG BRICS BC** document </w:t>
       </w:r>
     </w:p>
     <w:p>
